--- a/4_parciales/1_parcial/parcial_1_4_supletorio_1.docx
+++ b/4_parciales/1_parcial/parcial_1_4_supletorio_1.docx
@@ -35,32 +35,11 @@
           <w:lang w:val="es-ES"/>
         </w:rPr>
       </w:pPr>
-    </w:p>
-    <w:p>
-      <w:pPr>
-        <w:rPr>
-          <w:lang w:val="es-ES"/>
-        </w:rPr>
-      </w:pPr>
-    </w:p>
-    <w:p>
-      <w:pPr>
-        <w:rPr>
-          <w:lang w:val="es-ES"/>
-        </w:rPr>
-      </w:pPr>
-    </w:p>
-    <w:p>
-      <w:pPr>
-        <w:rPr>
-          <w:lang w:val="es-ES"/>
-        </w:rPr>
-      </w:pPr>
       <w:r>
         <w:rPr>
           <w:lang w:val="es-ES"/>
         </w:rPr>
-        <w:t xml:space="preserve">Sobre combinación lineal y espacio generado    </w:t>
+        <w:t xml:space="preserve">Sobre el módulo 1: Espacios vectoriales </w:t>
       </w:r>
     </w:p>
     <w:p>
@@ -80,6 +59,188 @@
         <w:rPr>
           <w:lang w:val="es-ES"/>
         </w:rPr>
+        <w:drawing>
+          <wp:inline distT="0" distB="0" distL="0" distR="0" wp14:anchorId="5E15458A" wp14:editId="3E0CDB2B">
+            <wp:extent cx="5612130" cy="731520"/>
+            <wp:effectExtent l="0" t="0" r="7620" b="0"/>
+            <wp:docPr id="890636233" name="Imagen 1"/>
+            <wp:cNvGraphicFramePr>
+              <a:graphicFrameLocks xmlns:a="http://schemas.openxmlformats.org/drawingml/2006/main" noChangeAspect="1"/>
+            </wp:cNvGraphicFramePr>
+            <a:graphic xmlns:a="http://schemas.openxmlformats.org/drawingml/2006/main">
+              <a:graphicData uri="http://schemas.openxmlformats.org/drawingml/2006/picture">
+                <pic:pic xmlns:pic="http://schemas.openxmlformats.org/drawingml/2006/picture">
+                  <pic:nvPicPr>
+                    <pic:cNvPr id="890636233" name=""/>
+                    <pic:cNvPicPr/>
+                  </pic:nvPicPr>
+                  <pic:blipFill>
+                    <a:blip r:embed="rId4"/>
+                    <a:stretch>
+                      <a:fillRect/>
+                    </a:stretch>
+                  </pic:blipFill>
+                  <pic:spPr>
+                    <a:xfrm>
+                      <a:off x="0" y="0"/>
+                      <a:ext cx="5612130" cy="731520"/>
+                    </a:xfrm>
+                    <a:prstGeom prst="rect">
+                      <a:avLst/>
+                    </a:prstGeom>
+                  </pic:spPr>
+                </pic:pic>
+              </a:graphicData>
+            </a:graphic>
+          </wp:inline>
+        </w:drawing>
+      </w:r>
+    </w:p>
+    <w:p>
+      <w:pPr>
+        <w:rPr>
+          <w:lang w:val="es-ES"/>
+        </w:rPr>
+      </w:pPr>
+    </w:p>
+    <w:p>
+      <w:pPr>
+        <w:rPr>
+          <w:lang w:val="es-ES"/>
+        </w:rPr>
+      </w:pPr>
+      <w:r>
+        <w:rPr>
+          <w:lang w:val="es-ES"/>
+        </w:rPr>
+        <w:t xml:space="preserve">Sobre el módulo 2: Subespacios Vectoriales  </w:t>
+      </w:r>
+    </w:p>
+    <w:p>
+      <w:pPr>
+        <w:rPr>
+          <w:lang w:val="es-ES"/>
+        </w:rPr>
+      </w:pPr>
+    </w:p>
+    <w:p>
+      <w:pPr>
+        <w:rPr>
+          <w:lang w:val="es-ES"/>
+        </w:rPr>
+      </w:pPr>
+      <w:r>
+        <w:rPr>
+          <w:lang w:val="es-ES"/>
+        </w:rPr>
+        <w:drawing>
+          <wp:inline distT="0" distB="0" distL="0" distR="0" wp14:anchorId="247A7DAE" wp14:editId="3D4163A0">
+            <wp:extent cx="5612130" cy="2164715"/>
+            <wp:effectExtent l="0" t="0" r="7620" b="6985"/>
+            <wp:docPr id="834864026" name="Imagen 1"/>
+            <wp:cNvGraphicFramePr>
+              <a:graphicFrameLocks xmlns:a="http://schemas.openxmlformats.org/drawingml/2006/main" noChangeAspect="1"/>
+            </wp:cNvGraphicFramePr>
+            <a:graphic xmlns:a="http://schemas.openxmlformats.org/drawingml/2006/main">
+              <a:graphicData uri="http://schemas.openxmlformats.org/drawingml/2006/picture">
+                <pic:pic xmlns:pic="http://schemas.openxmlformats.org/drawingml/2006/picture">
+                  <pic:nvPicPr>
+                    <pic:cNvPr id="834864026" name=""/>
+                    <pic:cNvPicPr/>
+                  </pic:nvPicPr>
+                  <pic:blipFill>
+                    <a:blip r:embed="rId5"/>
+                    <a:stretch>
+                      <a:fillRect/>
+                    </a:stretch>
+                  </pic:blipFill>
+                  <pic:spPr>
+                    <a:xfrm>
+                      <a:off x="0" y="0"/>
+                      <a:ext cx="5612130" cy="2164715"/>
+                    </a:xfrm>
+                    <a:prstGeom prst="rect">
+                      <a:avLst/>
+                    </a:prstGeom>
+                  </pic:spPr>
+                </pic:pic>
+              </a:graphicData>
+            </a:graphic>
+          </wp:inline>
+        </w:drawing>
+      </w:r>
+    </w:p>
+    <w:p>
+      <w:pPr>
+        <w:rPr>
+          <w:lang w:val="es-ES"/>
+        </w:rPr>
+      </w:pPr>
+      <w:r>
+        <w:rPr>
+          <w:lang w:val="es-ES"/>
+        </w:rPr>
+        <w:t xml:space="preserve">En este punto, verifique que la suma de dos rectas(y = x  e  y = 2x) que pasan por el origen en el plano, da como resultado un subespacio del plano. </w:t>
+      </w:r>
+    </w:p>
+    <w:p>
+      <w:pPr>
+        <w:rPr>
+          <w:lang w:val="es-ES"/>
+        </w:rPr>
+      </w:pPr>
+    </w:p>
+    <w:p>
+      <w:pPr>
+        <w:rPr>
+          <w:lang w:val="es-ES"/>
+        </w:rPr>
+      </w:pPr>
+    </w:p>
+    <w:p>
+      <w:pPr>
+        <w:rPr>
+          <w:lang w:val="es-ES"/>
+        </w:rPr>
+      </w:pPr>
+      <w:r>
+        <w:rPr>
+          <w:lang w:val="es-ES"/>
+        </w:rPr>
+        <w:t>Sobre combinación lineal y espacio generado</w:t>
+      </w:r>
+      <w:r>
+        <w:rPr>
+          <w:lang w:val="es-ES"/>
+        </w:rPr>
+        <w:t>: Módulo 3</w:t>
+      </w:r>
+      <w:r>
+        <w:rPr>
+          <w:lang w:val="es-ES"/>
+        </w:rPr>
+        <w:t xml:space="preserve">    </w:t>
+      </w:r>
+    </w:p>
+    <w:p>
+      <w:pPr>
+        <w:rPr>
+          <w:lang w:val="es-ES"/>
+        </w:rPr>
+      </w:pPr>
+    </w:p>
+    <w:p>
+      <w:pPr>
+        <w:rPr>
+          <w:lang w:val="es-ES"/>
+        </w:rPr>
+      </w:pPr>
+      <w:r>
+        <w:rPr>
+          <w:noProof/>
+          <w:lang w:val="es-ES"/>
+        </w:rPr>
+        <w:lastRenderedPageBreak/>
         <w:drawing>
           <wp:inline distT="0" distB="0" distL="0" distR="0" wp14:anchorId="50B2326F" wp14:editId="52CF3A76">
             <wp:extent cx="5612130" cy="4538345"/>
@@ -96,7 +257,7 @@
                     <pic:cNvPicPr/>
                   </pic:nvPicPr>
                   <pic:blipFill>
-                    <a:blip r:embed="rId4"/>
+                    <a:blip r:embed="rId6"/>
                     <a:stretch>
                       <a:fillRect/>
                     </a:stretch>
@@ -132,9 +293,9 @@
       </w:pPr>
       <w:r>
         <w:rPr>
-          <w:lang w:val="es-ES"/>
-        </w:rPr>
-        <w:lastRenderedPageBreak/>
+          <w:noProof/>
+          <w:lang w:val="es-ES"/>
+        </w:rPr>
         <w:drawing>
           <wp:inline distT="0" distB="0" distL="0" distR="0" wp14:anchorId="50577F4E" wp14:editId="0997FCCA">
             <wp:extent cx="5612130" cy="1868170"/>
@@ -151,7 +312,7 @@
                     <pic:cNvPicPr/>
                   </pic:nvPicPr>
                   <pic:blipFill>
-                    <a:blip r:embed="rId5"/>
+                    <a:blip r:embed="rId7"/>
                     <a:stretch>
                       <a:fillRect/>
                     </a:stretch>
